--- a/library/00_시작가이드.docx
+++ b/library/00_시작가이드.docx
@@ -640,7 +640,7 @@
               <w:pStyle w:val="DocTBody"/>
             </w:pPr>
             <w:r>
-              <w:t xml:space="preserve">장면 19장 + 도형 도구상자 9장</w:t>
+              <w:t xml:space="preserve">장면 19장 + 도구상자 9장 + 아이콘 60종</w:t>
             </w:r>
           </w:p>
         </w:tc>
@@ -2412,6 +2412,128 @@
             </w:pPr>
             <w:r>
               <w:t xml:space="preserve">셀 시각요소(배지)</w:t>
+            </w:r>
+          </w:p>
+        </w:tc>
+      </w:tr>
+      <w:tr>
+        <w:trPr>
+          <w:cantSplit/>
+        </w:trPr>
+        <w:tc>
+          <w:tcPr>
+            <w:tcW w:w="1300" w:type="pct"/>
+            <w:vAlign w:val="top"/>
+          </w:tcPr>
+          <w:p>
+            <w:pPr>
+              <w:pStyle w:val="DocTBody"/>
+            </w:pPr>
+            <w:r>
+              <w:t xml:space="preserve">장비·서비스를 그림으로 나타낸다</w:t>
+            </w:r>
+          </w:p>
+        </w:tc>
+        <w:tc>
+          <w:tcPr>
+            <w:tcW w:w="1400" w:type="pct"/>
+            <w:vAlign w:val="top"/>
+          </w:tcPr>
+          <w:p>
+            <w:pPr>
+              <w:pStyle w:val="DocTBody"/>
+            </w:pPr>
+            <w:r>
+              <w:t xml:space="preserve">—</w:t>
+            </w:r>
+          </w:p>
+        </w:tc>
+        <w:tc>
+          <w:tcPr>
+            <w:tcW w:w="1300" w:type="pct"/>
+            <w:vAlign w:val="top"/>
+          </w:tcPr>
+          <w:p>
+            <w:pPr>
+              <w:pStyle w:val="DocTBody"/>
+            </w:pPr>
+            <w:r>
+              <w:t xml:space="preserve">30~31 아이콘 60종</w:t>
+            </w:r>
+          </w:p>
+        </w:tc>
+        <w:tc>
+          <w:tcPr>
+            <w:tcW w:w="1000" w:type="pct"/>
+            <w:vAlign w:val="top"/>
+          </w:tcPr>
+          <w:p>
+            <w:pPr>
+              <w:pStyle w:val="DocTBody"/>
+            </w:pPr>
+            <w:r>
+              <w:t xml:space="preserve">—</w:t>
+            </w:r>
+          </w:p>
+        </w:tc>
+      </w:tr>
+      <w:tr>
+        <w:trPr>
+          <w:cantSplit/>
+        </w:trPr>
+        <w:tc>
+          <w:tcPr>
+            <w:tcW w:w="1300" w:type="pct"/>
+            <w:vAlign w:val="top"/>
+          </w:tcPr>
+          <w:p>
+            <w:pPr>
+              <w:pStyle w:val="DocTBody"/>
+            </w:pPr>
+            <w:r>
+              <w:t xml:space="preserve">색·글꼴·선 기준을 확인한다</w:t>
+            </w:r>
+          </w:p>
+        </w:tc>
+        <w:tc>
+          <w:tcPr>
+            <w:tcW w:w="1400" w:type="pct"/>
+            <w:vAlign w:val="top"/>
+          </w:tcPr>
+          <w:p>
+            <w:pPr>
+              <w:pStyle w:val="DocTBody"/>
+            </w:pPr>
+            <w:r>
+              <w:t xml:space="preserve">—</w:t>
+            </w:r>
+          </w:p>
+        </w:tc>
+        <w:tc>
+          <w:tcPr>
+            <w:tcW w:w="1300" w:type="pct"/>
+            <w:vAlign w:val="top"/>
+          </w:tcPr>
+          <w:p>
+            <w:pPr>
+              <w:pStyle w:val="DocTBody"/>
+            </w:pPr>
+            <w:r>
+              <w:t xml:space="preserve">29 디자인 기준</w:t>
+            </w:r>
+          </w:p>
+        </w:tc>
+        <w:tc>
+          <w:tcPr>
+            <w:tcW w:w="1000" w:type="pct"/>
+            <w:vAlign w:val="top"/>
+          </w:tcPr>
+          <w:p>
+            <w:pPr>
+              <w:pStyle w:val="DocTBody"/>
+            </w:pPr>
+            <w:r>
+              <w:t xml:space="preserve">안내 시트</w:t>
             </w:r>
           </w:p>
         </w:tc>

--- a/library/00_시작가이드.docx
+++ b/library/00_시작가이드.docx
@@ -640,7 +640,7 @@
               <w:pStyle w:val="DocTBody"/>
             </w:pPr>
             <w:r>
-              <w:t xml:space="preserve">장면 19장 + 도구상자 9장 + 아이콘 60종</w:t>
+              <w:t xml:space="preserve">장면 19 + 도구상자 9 + 부록 3 + IT 인프라 11장</w:t>
             </w:r>
           </w:p>
         </w:tc>
@@ -2534,6 +2534,311 @@
             </w:pPr>
             <w:r>
               <w:t xml:space="preserve">안내 시트</w:t>
+            </w:r>
+          </w:p>
+        </w:tc>
+      </w:tr>
+      <w:tr>
+        <w:trPr>
+          <w:cantSplit/>
+        </w:trPr>
+        <w:tc>
+          <w:tcPr>
+            <w:tcW w:w="1300" w:type="pct"/>
+            <w:vAlign w:val="top"/>
+          </w:tcPr>
+          <w:p>
+            <w:pPr>
+              <w:pStyle w:val="DocTBody"/>
+            </w:pPr>
+            <w:r>
+              <w:t xml:space="preserve">장비·서버 구성을 그린다</w:t>
+            </w:r>
+          </w:p>
+        </w:tc>
+        <w:tc>
+          <w:tcPr>
+            <w:tcW w:w="1400" w:type="pct"/>
+            <w:vAlign w:val="top"/>
+          </w:tcPr>
+          <w:p>
+            <w:pPr>
+              <w:pStyle w:val="DocTBody"/>
+            </w:pPr>
+            <w:r>
+              <w:t xml:space="preserve">2.1 항목 설명</w:t>
+            </w:r>
+          </w:p>
+        </w:tc>
+        <w:tc>
+          <w:tcPr>
+            <w:tcW w:w="1300" w:type="pct"/>
+            <w:vAlign w:val="top"/>
+          </w:tcPr>
+          <w:p>
+            <w:pPr>
+              <w:pStyle w:val="DocTBody"/>
+            </w:pPr>
+            <w:r>
+              <w:t xml:space="preserve">32~35 IT 구성 요소</w:t>
+            </w:r>
+          </w:p>
+        </w:tc>
+        <w:tc>
+          <w:tcPr>
+            <w:tcW w:w="1000" w:type="pct"/>
+            <w:vAlign w:val="top"/>
+          </w:tcPr>
+          <w:p>
+            <w:pPr>
+              <w:pStyle w:val="DocTBody"/>
+            </w:pPr>
+            <w:r>
+              <w:t xml:space="preserve">—</w:t>
+            </w:r>
+          </w:p>
+        </w:tc>
+      </w:tr>
+      <w:tr>
+        <w:trPr>
+          <w:cantSplit/>
+        </w:trPr>
+        <w:tc>
+          <w:tcPr>
+            <w:tcW w:w="1300" w:type="pct"/>
+            <w:vAlign w:val="top"/>
+          </w:tcPr>
+          <w:p>
+            <w:pPr>
+              <w:pStyle w:val="DocTBody"/>
+            </w:pPr>
+            <w:r>
+              <w:t xml:space="preserve">작업계획서를 만든다(수행용)</w:t>
+            </w:r>
+          </w:p>
+        </w:tc>
+        <w:tc>
+          <w:tcPr>
+            <w:tcW w:w="1400" w:type="pct"/>
+            <w:vAlign w:val="top"/>
+          </w:tcPr>
+          <w:p>
+            <w:pPr>
+              <w:pStyle w:val="DocTBody"/>
+            </w:pPr>
+            <w:r>
+              <w:t xml:space="preserve">3.1 준비 + 3.3 단계</w:t>
+            </w:r>
+          </w:p>
+        </w:tc>
+        <w:tc>
+          <w:tcPr>
+            <w:tcW w:w="1300" w:type="pct"/>
+            <w:vAlign w:val="top"/>
+          </w:tcPr>
+          <w:p>
+            <w:pPr>
+              <w:pStyle w:val="DocTBody"/>
+            </w:pPr>
+            <w:r>
+              <w:t xml:space="preserve">36 작업 절차 · 40 완성 예</w:t>
+            </w:r>
+          </w:p>
+        </w:tc>
+        <w:tc>
+          <w:tcPr>
+            <w:tcW w:w="1000" w:type="pct"/>
+            <w:vAlign w:val="top"/>
+          </w:tcPr>
+          <w:p>
+            <w:pPr>
+              <w:pStyle w:val="DocTBody"/>
+            </w:pPr>
+            <w:r>
+              <w:t xml:space="preserve">작업계획·결과</w:t>
+            </w:r>
+          </w:p>
+        </w:tc>
+      </w:tr>
+      <w:tr>
+        <w:trPr>
+          <w:cantSplit/>
+        </w:trPr>
+        <w:tc>
+          <w:tcPr>
+            <w:tcW w:w="1300" w:type="pct"/>
+            <w:vAlign w:val="top"/>
+          </w:tcPr>
+          <w:p>
+            <w:pPr>
+              <w:pStyle w:val="DocTBody"/>
+            </w:pPr>
+            <w:r>
+              <w:t xml:space="preserve">작업 흐름을 발표로 보여준다</w:t>
+            </w:r>
+          </w:p>
+        </w:tc>
+        <w:tc>
+          <w:tcPr>
+            <w:tcW w:w="1400" w:type="pct"/>
+            <w:vAlign w:val="top"/>
+          </w:tcPr>
+          <w:p>
+            <w:pPr>
+              <w:pStyle w:val="DocTBody"/>
+            </w:pPr>
+            <w:r>
+              <w:t xml:space="preserve">—</w:t>
+            </w:r>
+          </w:p>
+        </w:tc>
+        <w:tc>
+          <w:tcPr>
+            <w:tcW w:w="1300" w:type="pct"/>
+            <w:vAlign w:val="top"/>
+          </w:tcPr>
+          <w:p>
+            <w:pPr>
+              <w:pStyle w:val="DocTBody"/>
+            </w:pPr>
+            <w:r>
+              <w:t xml:space="preserve">8 진행 단계 · 9 일정</w:t>
+            </w:r>
+          </w:p>
+        </w:tc>
+        <w:tc>
+          <w:tcPr>
+            <w:tcW w:w="1000" w:type="pct"/>
+            <w:vAlign w:val="top"/>
+          </w:tcPr>
+          <w:p>
+            <w:pPr>
+              <w:pStyle w:val="DocTBody"/>
+            </w:pPr>
+            <w:r>
+              <w:t xml:space="preserve">—</w:t>
+            </w:r>
+          </w:p>
+        </w:tc>
+      </w:tr>
+      <w:tr>
+        <w:trPr>
+          <w:cantSplit/>
+        </w:trPr>
+        <w:tc>
+          <w:tcPr>
+            <w:tcW w:w="1300" w:type="pct"/>
+            <w:vAlign w:val="top"/>
+          </w:tcPr>
+          <w:p>
+            <w:pPr>
+              <w:pStyle w:val="DocTBody"/>
+            </w:pPr>
+            <w:r>
+              <w:t xml:space="preserve">시스템 구성도 · 랙 · 결선도</w:t>
+            </w:r>
+          </w:p>
+        </w:tc>
+        <w:tc>
+          <w:tcPr>
+            <w:tcW w:w="1400" w:type="pct"/>
+            <w:vAlign w:val="top"/>
+          </w:tcPr>
+          <w:p>
+            <w:pPr>
+              <w:pStyle w:val="DocTBody"/>
+            </w:pPr>
+            <w:r>
+              <w:t xml:space="preserve">—</w:t>
+            </w:r>
+          </w:p>
+        </w:tc>
+        <w:tc>
+          <w:tcPr>
+            <w:tcW w:w="1300" w:type="pct"/>
+            <w:vAlign w:val="top"/>
+          </w:tcPr>
+          <w:p>
+            <w:pPr>
+              <w:pStyle w:val="DocTBody"/>
+            </w:pPr>
+            <w:r>
+              <w:t xml:space="preserve">37~39 완성 예</w:t>
+            </w:r>
+          </w:p>
+        </w:tc>
+        <w:tc>
+          <w:tcPr>
+            <w:tcW w:w="1000" w:type="pct"/>
+            <w:vAlign w:val="top"/>
+          </w:tcPr>
+          <w:p>
+            <w:pPr>
+              <w:pStyle w:val="DocTBody"/>
+            </w:pPr>
+            <w:r>
+              <w:t xml:space="preserve">장비 도면 파일</w:t>
+            </w:r>
+          </w:p>
+        </w:tc>
+      </w:tr>
+      <w:tr>
+        <w:trPr>
+          <w:cantSplit/>
+        </w:trPr>
+        <w:tc>
+          <w:tcPr>
+            <w:tcW w:w="1300" w:type="pct"/>
+            <w:vAlign w:val="top"/>
+          </w:tcPr>
+          <w:p>
+            <w:pPr>
+              <w:pStyle w:val="DocTBody"/>
+            </w:pPr>
+            <w:r>
+              <w:t xml:space="preserve">장애 보고 · 점검 결과</w:t>
+            </w:r>
+          </w:p>
+        </w:tc>
+        <w:tc>
+          <w:tcPr>
+            <w:tcW w:w="1400" w:type="pct"/>
+            <w:vAlign w:val="top"/>
+          </w:tcPr>
+          <w:p>
+            <w:pPr>
+              <w:pStyle w:val="DocTBody"/>
+            </w:pPr>
+            <w:r>
+              <w:t xml:space="preserve">5.1 비교표</w:t>
+            </w:r>
+          </w:p>
+        </w:tc>
+        <w:tc>
+          <w:tcPr>
+            <w:tcW w:w="1300" w:type="pct"/>
+            <w:vAlign w:val="top"/>
+          </w:tcPr>
+          <w:p>
+            <w:pPr>
+              <w:pStyle w:val="DocTBody"/>
+            </w:pPr>
+            <w:r>
+              <w:t xml:space="preserve">41~42 완성 예</w:t>
+            </w:r>
+          </w:p>
+        </w:tc>
+        <w:tc>
+          <w:tcPr>
+            <w:tcW w:w="1000" w:type="pct"/>
+            <w:vAlign w:val="top"/>
+          </w:tcPr>
+          <w:p>
+            <w:pPr>
+              <w:pStyle w:val="DocTBody"/>
+            </w:pPr>
+            <w:r>
+              <w:t xml:space="preserve">장애 기록</w:t>
             </w:r>
           </w:p>
         </w:tc>

--- a/library/00_시작가이드.docx
+++ b/library/00_시작가이드.docx
@@ -4,7 +4,7 @@
   <w:body>
     <w:p>
       <w:pPr>
-        <w:spacing w:after="0" w:line="200" w:lineRule="exact"/>
+        <w:spacing w:after="0" w:line="80" w:lineRule="exact"/>
       </w:pPr>
     </w:p>
     <w:p>
@@ -51,7 +51,7 @@
         <w:pStyle w:val="DocLead"/>
       </w:pPr>
       <w:r>
-        <w:t xml:space="preserve">디자인을 고민하는 대신 내용에 집중하기 위한 순서다. 다섯 단계를 따라가면 대부분의 문서는 한 번에 끝난다.</w:t>
+        <w:t xml:space="preserve">디자인을 고민하는 대신 내용에 집중하기 위한 순서다.</w:t>
       </w:r>
     </w:p>
     <w:tbl>
@@ -443,7 +443,7 @@
     </w:tbl>
     <w:p>
       <w:pPr>
-        <w:spacing w:after="0" w:line="120" w:lineRule="exact"/>
+        <w:spacing w:after="0" w:line="40" w:lineRule="exact"/>
       </w:pPr>
     </w:p>
     <w:p>
@@ -455,7 +455,12 @@
         </w:numPr>
       </w:pPr>
       <w:r>
-        <w:t xml:space="preserve">파일 네 개</w:t>
+        <w:t xml:space="preserve">무엇이 들어 있나</w:t>
+      </w:r>
+    </w:p>
+    <w:p>
+      <w:r>
+        <w:t xml:space="preserve">복사해 쓰는 파일 네 개가 중심이다. 만드는 방법이 궁금할 때만 가이드를 연다.</w:t>
       </w:r>
     </w:p>
     <w:tbl>
@@ -706,13 +711,107 @@
           </w:p>
         </w:tc>
       </w:tr>
+      <w:tr>
+        <w:trPr>
+          <w:cantSplit/>
+        </w:trPr>
+        <w:tc>
+          <w:tcPr>
+            <w:tcW w:w="1300" w:type="pct"/>
+            <w:vAlign w:val="top"/>
+          </w:tcPr>
+          <w:p>
+            <w:pPr>
+              <w:pStyle w:val="DocTBody"/>
+            </w:pPr>
+            <w:r>
+              <w:t xml:space="preserve">아이콘 폴더</w:t>
+            </w:r>
+          </w:p>
+        </w:tc>
+        <w:tc>
+          <w:tcPr>
+            <w:tcW w:w="2100" w:type="pct"/>
+            <w:vAlign w:val="top"/>
+          </w:tcPr>
+          <w:p>
+            <w:pPr>
+              <w:pStyle w:val="DocTBody"/>
+            </w:pPr>
+            <w:r>
+              <w:t xml:space="preserve">PNG 120개(남색·흰색) + SVG 60개</w:t>
+            </w:r>
+          </w:p>
+        </w:tc>
+        <w:tc>
+          <w:tcPr>
+            <w:tcW w:w="1600" w:type="pct"/>
+            <w:vAlign w:val="top"/>
+          </w:tcPr>
+          <w:p>
+            <w:pPr>
+              <w:pStyle w:val="DocTBody"/>
+            </w:pPr>
+            <w:r>
+              <w:t xml:space="preserve">Word·Excel에 아이콘을 넣을 때</w:t>
+            </w:r>
+          </w:p>
+        </w:tc>
+      </w:tr>
+      <w:tr>
+        <w:trPr>
+          <w:cantSplit/>
+        </w:trPr>
+        <w:tc>
+          <w:tcPr>
+            <w:tcW w:w="1300" w:type="pct"/>
+            <w:vAlign w:val="top"/>
+          </w:tcPr>
+          <w:p>
+            <w:pPr>
+              <w:pStyle w:val="DocTBody"/>
+            </w:pPr>
+            <w:r>
+              <w:t xml:space="preserve">05~07 실무가이드</w:t>
+            </w:r>
+          </w:p>
+        </w:tc>
+        <w:tc>
+          <w:tcPr>
+            <w:tcW w:w="2100" w:type="pct"/>
+            <w:vAlign w:val="top"/>
+          </w:tcPr>
+          <w:p>
+            <w:pPr>
+              <w:pStyle w:val="DocTBody"/>
+            </w:pPr>
+            <w:r>
+              <w:t xml:space="preserve">Word·PowerPoint·Excel 조작법</w:t>
+            </w:r>
+          </w:p>
+        </w:tc>
+        <w:tc>
+          <w:tcPr>
+            <w:tcW w:w="1600" w:type="pct"/>
+            <w:vAlign w:val="top"/>
+          </w:tcPr>
+          <w:p>
+            <w:pPr>
+              <w:pStyle w:val="DocTBody"/>
+            </w:pPr>
+            <w:r>
+              <w:t xml:space="preserve">만드는 방법을 모를 때</w:t>
+            </w:r>
+          </w:p>
+        </w:tc>
+      </w:tr>
     </w:tbl>
     <w:p>
       <w:pPr>
         <w:pStyle w:val="DocSmall"/>
       </w:pPr>
       <w:r>
-        <w:t xml:space="preserve">preview 폴더의 그림을 먼저 열면 번호를 빨리 찾을 수 있다.</w:t>
+        <w:t xml:space="preserve">preview 폴더의 그림을 먼저 열면 번호를 빨리 찾을 수 있다. PowerPoint 안에서 쓸 아이콘은 03 파일 30~31쪽의 도형을 복사한다.</w:t>
       </w:r>
     </w:p>
     <w:p>
@@ -2444,7 +2543,7 @@
               <w:pStyle w:val="DocTBody"/>
             </w:pPr>
             <w:r>
-              <w:t xml:space="preserve">—</w:t>
+              <w:t xml:space="preserve">그림 넣기는 아이콘 폴더</w:t>
             </w:r>
           </w:p>
         </w:tc>
@@ -2472,7 +2571,7 @@
               <w:pStyle w:val="DocTBody"/>
             </w:pPr>
             <w:r>
-              <w:t xml:space="preserve">—</w:t>
+              <w:t xml:space="preserve">아이콘 폴더</w:t>
             </w:r>
           </w:p>
         </w:tc>
